--- a/text/cover_page.docx
+++ b/text/cover_page.docx
@@ -36,22 +36,12 @@
     </w:p>
     <w:p>
       <w:pPr>
-        <w:pStyle w:val="FirstParagraph"/>
-      </w:pPr>
-      <w:r>
-        <w:rPr>
-          <w:b/>
-          <w:bCs/>
-        </w:rPr>
-        <w:t xml:space="preserve">Abstract word count</w:t>
-      </w:r>
-      <w:r>
-        <w:t xml:space="preserve">: XXX words</w:t>
-      </w:r>
+        <w:spacing w:before="0" w:after="0" w:line="400" w:lineRule="exact"/>
+      </w:pPr>
     </w:p>
     <w:p>
       <w:pPr>
-        <w:pStyle w:val="BodyText"/>
+        <w:pStyle w:val="FirstParagraph"/>
       </w:pPr>
       <w:r>
         <w:rPr>
@@ -120,6 +110,11 @@
       <w:r>
         <w:t xml:space="preserve">: 1,559 words</w:t>
       </w:r>
+    </w:p>
+    <w:p>
+      <w:pPr>
+        <w:spacing w:after="4000" w:line="240" w:lineRule="auto"/>
+      </w:pPr>
     </w:p>
     <w:p>
       <w:pPr>
@@ -401,7 +396,7 @@
   <w:docDefaults>
     <w:rPrDefault>
       <w:rPr>
-        <w:rFonts w:asciiTheme="minorHAnsi" w:cstheme="minorBidi" w:eastAsiaTheme="minorEastAsia" w:hAnsiTheme="minorHAnsi"/>
+        <w:rFonts w:ascii="Times New Roman" w:cs="Times New Roman" w:eastAsia="Times New Roman" w:hAnsi="Times New Roman"/>
         <w:sz w:val="24"/>
         <w:szCs w:val="24"/>
         <w:lang w:bidi="ar-SA" w:eastAsia="zh-CN" w:val="en-US"/>
@@ -450,14 +445,14 @@
     <w:qFormat/>
     <w:rsid w:val="00A10FD9"/>
     <w:pPr>
-      <w:spacing w:after="80" w:line="240" w:lineRule="auto"/>
+      <w:spacing w:after="400" w:line="240" w:lineRule="auto"/>
       <w:contextualSpacing/>
       <w:jc w:val="center"/>
     </w:pPr>
     <w:rPr>
       <w:rFonts w:asciiTheme="majorHAnsi" w:cstheme="majorBidi" w:eastAsiaTheme="majorEastAsia" w:hAnsiTheme="majorHAnsi"/>
-      <w:sz w:val="56"/>
-      <w:szCs w:val="56"/>
+      <w:sz w:val="40"/>
+      <w:szCs w:val="40"/>
     </w:rPr>
   </w:style>
   <w:style w:customStyle="1" w:styleId="TitleChar" w:type="character">
@@ -514,6 +509,9 @@
     <w:pPr>
       <w:keepNext/>
       <w:keepLines/>
+      <w:spacing w:after="0" w:before="0"/>
+      <w:contextualSpacing/>
+      <w:jc w:val="center"/>
     </w:pPr>
     <w:rPr>
       <w:sz w:val="24"/>
@@ -1052,266 +1050,266 @@
       <w:color w:themeColor="accent1" w:themeShade="BF" w:val="365F91"/>
     </w:rPr>
   </w:style>
-  <w:style w:type="paragraph" w:customStyle="1" w:styleId="SourceCode">
+  <w:style w:customStyle="1" w:styleId="SourceCode" w:type="paragraph">
     <w:name w:val="Source Code"/>
     <w:basedOn w:val="Normal"/>
     <w:link w:val="VerbatimChar"/>
     <w:pPr>
       <w:wordWrap w:val="off"/>
-      <w:shd w:val="clear" w:fill="f1f3f5"/>
-    </w:pPr>
-  </w:style>
-  <w:style w:type="character" w:customStyle="1" w:styleId="KeywordTok">
+      <w:shd w:fill="f1f3f5" w:val="clear"/>
+    </w:pPr>
+  </w:style>
+  <w:style w:customStyle="1" w:styleId="KeywordTok" w:type="character">
     <w:name w:val="KeywordTok"/>
     <w:basedOn w:val="VerbatimChar"/>
     <w:rPr>
       <w:b/>
       <w:color w:val="003b4f"/>
-      <w:shd w:val="clear" w:fill="f1f3f5"/>
-    </w:rPr>
-  </w:style>
-  <w:style w:type="character" w:customStyle="1" w:styleId="DataTypeTok">
+      <w:shd w:fill="f1f3f5" w:val="clear"/>
+    </w:rPr>
+  </w:style>
+  <w:style w:customStyle="1" w:styleId="DataTypeTok" w:type="character">
     <w:name w:val="DataTypeTok"/>
     <w:basedOn w:val="VerbatimChar"/>
     <w:rPr>
       <w:color w:val="ad0000"/>
-      <w:shd w:val="clear" w:fill="f1f3f5"/>
-    </w:rPr>
-  </w:style>
-  <w:style w:type="character" w:customStyle="1" w:styleId="DecValTok">
+      <w:shd w:fill="f1f3f5" w:val="clear"/>
+    </w:rPr>
+  </w:style>
+  <w:style w:customStyle="1" w:styleId="DecValTok" w:type="character">
     <w:name w:val="DecValTok"/>
     <w:basedOn w:val="VerbatimChar"/>
     <w:rPr>
       <w:color w:val="ad0000"/>
-      <w:shd w:val="clear" w:fill="f1f3f5"/>
-    </w:rPr>
-  </w:style>
-  <w:style w:type="character" w:customStyle="1" w:styleId="BaseNTok">
+      <w:shd w:fill="f1f3f5" w:val="clear"/>
+    </w:rPr>
+  </w:style>
+  <w:style w:customStyle="1" w:styleId="BaseNTok" w:type="character">
     <w:name w:val="BaseNTok"/>
     <w:basedOn w:val="VerbatimChar"/>
     <w:rPr>
       <w:color w:val="ad0000"/>
-      <w:shd w:val="clear" w:fill="f1f3f5"/>
-    </w:rPr>
-  </w:style>
-  <w:style w:type="character" w:customStyle="1" w:styleId="FloatTok">
+      <w:shd w:fill="f1f3f5" w:val="clear"/>
+    </w:rPr>
+  </w:style>
+  <w:style w:customStyle="1" w:styleId="FloatTok" w:type="character">
     <w:name w:val="FloatTok"/>
     <w:basedOn w:val="VerbatimChar"/>
     <w:rPr>
       <w:color w:val="ad0000"/>
-      <w:shd w:val="clear" w:fill="f1f3f5"/>
-    </w:rPr>
-  </w:style>
-  <w:style w:type="character" w:customStyle="1" w:styleId="ConstantTok">
+      <w:shd w:fill="f1f3f5" w:val="clear"/>
+    </w:rPr>
+  </w:style>
+  <w:style w:customStyle="1" w:styleId="ConstantTok" w:type="character">
     <w:name w:val="ConstantTok"/>
     <w:basedOn w:val="VerbatimChar"/>
     <w:rPr>
       <w:color w:val="8f5902"/>
-      <w:shd w:val="clear" w:fill="f1f3f5"/>
-    </w:rPr>
-  </w:style>
-  <w:style w:type="character" w:customStyle="1" w:styleId="CharTok">
+      <w:shd w:fill="f1f3f5" w:val="clear"/>
+    </w:rPr>
+  </w:style>
+  <w:style w:customStyle="1" w:styleId="CharTok" w:type="character">
     <w:name w:val="CharTok"/>
     <w:basedOn w:val="VerbatimChar"/>
     <w:rPr>
       <w:color w:val="20794d"/>
-      <w:shd w:val="clear" w:fill="f1f3f5"/>
-    </w:rPr>
-  </w:style>
-  <w:style w:type="character" w:customStyle="1" w:styleId="SpecialCharTok">
+      <w:shd w:fill="f1f3f5" w:val="clear"/>
+    </w:rPr>
+  </w:style>
+  <w:style w:customStyle="1" w:styleId="SpecialCharTok" w:type="character">
     <w:name w:val="SpecialCharTok"/>
     <w:basedOn w:val="VerbatimChar"/>
     <w:rPr>
       <w:color w:val="5e5e5e"/>
-      <w:shd w:val="clear" w:fill="f1f3f5"/>
-    </w:rPr>
-  </w:style>
-  <w:style w:type="character" w:customStyle="1" w:styleId="StringTok">
+      <w:shd w:fill="f1f3f5" w:val="clear"/>
+    </w:rPr>
+  </w:style>
+  <w:style w:customStyle="1" w:styleId="StringTok" w:type="character">
     <w:name w:val="StringTok"/>
     <w:basedOn w:val="VerbatimChar"/>
     <w:rPr>
       <w:color w:val="20794d"/>
-      <w:shd w:val="clear" w:fill="f1f3f5"/>
-    </w:rPr>
-  </w:style>
-  <w:style w:type="character" w:customStyle="1" w:styleId="VerbatimStringTok">
+      <w:shd w:fill="f1f3f5" w:val="clear"/>
+    </w:rPr>
+  </w:style>
+  <w:style w:customStyle="1" w:styleId="VerbatimStringTok" w:type="character">
     <w:name w:val="VerbatimStringTok"/>
     <w:basedOn w:val="VerbatimChar"/>
     <w:rPr>
       <w:color w:val="20794d"/>
-      <w:shd w:val="clear" w:fill="f1f3f5"/>
-    </w:rPr>
-  </w:style>
-  <w:style w:type="character" w:customStyle="1" w:styleId="SpecialStringTok">
+      <w:shd w:fill="f1f3f5" w:val="clear"/>
+    </w:rPr>
+  </w:style>
+  <w:style w:customStyle="1" w:styleId="SpecialStringTok" w:type="character">
     <w:name w:val="SpecialStringTok"/>
     <w:basedOn w:val="VerbatimChar"/>
     <w:rPr>
       <w:color w:val="20794d"/>
-      <w:shd w:val="clear" w:fill="f1f3f5"/>
-    </w:rPr>
-  </w:style>
-  <w:style w:type="character" w:customStyle="1" w:styleId="ImportTok">
+      <w:shd w:fill="f1f3f5" w:val="clear"/>
+    </w:rPr>
+  </w:style>
+  <w:style w:customStyle="1" w:styleId="ImportTok" w:type="character">
     <w:name w:val="ImportTok"/>
     <w:basedOn w:val="VerbatimChar"/>
     <w:rPr>
       <w:color w:val="00769e"/>
-      <w:shd w:val="clear" w:fill="f1f3f5"/>
-    </w:rPr>
-  </w:style>
-  <w:style w:type="character" w:customStyle="1" w:styleId="CommentTok">
+      <w:shd w:fill="f1f3f5" w:val="clear"/>
+    </w:rPr>
+  </w:style>
+  <w:style w:customStyle="1" w:styleId="CommentTok" w:type="character">
     <w:name w:val="CommentTok"/>
     <w:basedOn w:val="VerbatimChar"/>
     <w:rPr>
       <w:color w:val="5e5e5e"/>
-      <w:shd w:val="clear" w:fill="f1f3f5"/>
-    </w:rPr>
-  </w:style>
-  <w:style w:type="character" w:customStyle="1" w:styleId="DocumentationTok">
+      <w:shd w:fill="f1f3f5" w:val="clear"/>
+    </w:rPr>
+  </w:style>
+  <w:style w:customStyle="1" w:styleId="DocumentationTok" w:type="character">
     <w:name w:val="DocumentationTok"/>
     <w:basedOn w:val="VerbatimChar"/>
     <w:rPr>
       <w:i/>
       <w:color w:val="5e5e5e"/>
-      <w:shd w:val="clear" w:fill="f1f3f5"/>
-    </w:rPr>
-  </w:style>
-  <w:style w:type="character" w:customStyle="1" w:styleId="AnnotationTok">
+      <w:shd w:fill="f1f3f5" w:val="clear"/>
+    </w:rPr>
+  </w:style>
+  <w:style w:customStyle="1" w:styleId="AnnotationTok" w:type="character">
     <w:name w:val="AnnotationTok"/>
     <w:basedOn w:val="VerbatimChar"/>
     <w:rPr>
       <w:color w:val="5e5e5e"/>
-      <w:shd w:val="clear" w:fill="f1f3f5"/>
-    </w:rPr>
-  </w:style>
-  <w:style w:type="character" w:customStyle="1" w:styleId="CommentVarTok">
+      <w:shd w:fill="f1f3f5" w:val="clear"/>
+    </w:rPr>
+  </w:style>
+  <w:style w:customStyle="1" w:styleId="CommentVarTok" w:type="character">
     <w:name w:val="CommentVarTok"/>
     <w:basedOn w:val="VerbatimChar"/>
     <w:rPr>
       <w:i/>
       <w:color w:val="5e5e5e"/>
-      <w:shd w:val="clear" w:fill="f1f3f5"/>
-    </w:rPr>
-  </w:style>
-  <w:style w:type="character" w:customStyle="1" w:styleId="OtherTok">
+      <w:shd w:fill="f1f3f5" w:val="clear"/>
+    </w:rPr>
+  </w:style>
+  <w:style w:customStyle="1" w:styleId="OtherTok" w:type="character">
     <w:name w:val="OtherTok"/>
     <w:basedOn w:val="VerbatimChar"/>
     <w:rPr>
       <w:color w:val="003b4f"/>
-      <w:shd w:val="clear" w:fill="f1f3f5"/>
-    </w:rPr>
-  </w:style>
-  <w:style w:type="character" w:customStyle="1" w:styleId="FunctionTok">
+      <w:shd w:fill="f1f3f5" w:val="clear"/>
+    </w:rPr>
+  </w:style>
+  <w:style w:customStyle="1" w:styleId="FunctionTok" w:type="character">
     <w:name w:val="FunctionTok"/>
     <w:basedOn w:val="VerbatimChar"/>
     <w:rPr>
       <w:color w:val="4758ab"/>
-      <w:shd w:val="clear" w:fill="f1f3f5"/>
-    </w:rPr>
-  </w:style>
-  <w:style w:type="character" w:customStyle="1" w:styleId="VariableTok">
+      <w:shd w:fill="f1f3f5" w:val="clear"/>
+    </w:rPr>
+  </w:style>
+  <w:style w:customStyle="1" w:styleId="VariableTok" w:type="character">
     <w:name w:val="VariableTok"/>
     <w:basedOn w:val="VerbatimChar"/>
     <w:rPr>
       <w:color w:val="111111"/>
-      <w:shd w:val="clear" w:fill="f1f3f5"/>
-    </w:rPr>
-  </w:style>
-  <w:style w:type="character" w:customStyle="1" w:styleId="ControlFlowTok">
+      <w:shd w:fill="f1f3f5" w:val="clear"/>
+    </w:rPr>
+  </w:style>
+  <w:style w:customStyle="1" w:styleId="ControlFlowTok" w:type="character">
     <w:name w:val="ControlFlowTok"/>
     <w:basedOn w:val="VerbatimChar"/>
     <w:rPr>
       <w:b/>
       <w:color w:val="003b4f"/>
-      <w:shd w:val="clear" w:fill="f1f3f5"/>
-    </w:rPr>
-  </w:style>
-  <w:style w:type="character" w:customStyle="1" w:styleId="OperatorTok">
+      <w:shd w:fill="f1f3f5" w:val="clear"/>
+    </w:rPr>
+  </w:style>
+  <w:style w:customStyle="1" w:styleId="OperatorTok" w:type="character">
     <w:name w:val="OperatorTok"/>
     <w:basedOn w:val="VerbatimChar"/>
     <w:rPr>
       <w:color w:val="5e5e5e"/>
-      <w:shd w:val="clear" w:fill="f1f3f5"/>
-    </w:rPr>
-  </w:style>
-  <w:style w:type="character" w:customStyle="1" w:styleId="BuiltInTok">
+      <w:shd w:fill="f1f3f5" w:val="clear"/>
+    </w:rPr>
+  </w:style>
+  <w:style w:customStyle="1" w:styleId="BuiltInTok" w:type="character">
     <w:name w:val="BuiltInTok"/>
     <w:basedOn w:val="VerbatimChar"/>
     <w:rPr>
       <w:color w:val="003b4f"/>
-      <w:shd w:val="clear" w:fill="f1f3f5"/>
-    </w:rPr>
-  </w:style>
-  <w:style w:type="character" w:customStyle="1" w:styleId="ExtensionTok">
+      <w:shd w:fill="f1f3f5" w:val="clear"/>
+    </w:rPr>
+  </w:style>
+  <w:style w:customStyle="1" w:styleId="ExtensionTok" w:type="character">
     <w:name w:val="ExtensionTok"/>
     <w:basedOn w:val="VerbatimChar"/>
     <w:rPr>
       <w:color w:val="003b4f"/>
-      <w:shd w:val="clear" w:fill="f1f3f5"/>
-    </w:rPr>
-  </w:style>
-  <w:style w:type="character" w:customStyle="1" w:styleId="PreprocessorTok">
+      <w:shd w:fill="f1f3f5" w:val="clear"/>
+    </w:rPr>
+  </w:style>
+  <w:style w:customStyle="1" w:styleId="PreprocessorTok" w:type="character">
     <w:name w:val="PreprocessorTok"/>
     <w:basedOn w:val="VerbatimChar"/>
     <w:rPr>
       <w:color w:val="ad0000"/>
-      <w:shd w:val="clear" w:fill="f1f3f5"/>
-    </w:rPr>
-  </w:style>
-  <w:style w:type="character" w:customStyle="1" w:styleId="AttributeTok">
+      <w:shd w:fill="f1f3f5" w:val="clear"/>
+    </w:rPr>
+  </w:style>
+  <w:style w:customStyle="1" w:styleId="AttributeTok" w:type="character">
     <w:name w:val="AttributeTok"/>
     <w:basedOn w:val="VerbatimChar"/>
     <w:rPr>
       <w:color w:val="657422"/>
-      <w:shd w:val="clear" w:fill="f1f3f5"/>
-    </w:rPr>
-  </w:style>
-  <w:style w:type="character" w:customStyle="1" w:styleId="RegionMarkerTok">
+      <w:shd w:fill="f1f3f5" w:val="clear"/>
+    </w:rPr>
+  </w:style>
+  <w:style w:customStyle="1" w:styleId="RegionMarkerTok" w:type="character">
     <w:name w:val="RegionMarkerTok"/>
     <w:basedOn w:val="VerbatimChar"/>
     <w:rPr>
       <w:color w:val="003b4f"/>
-      <w:shd w:val="clear" w:fill="f1f3f5"/>
-    </w:rPr>
-  </w:style>
-  <w:style w:type="character" w:customStyle="1" w:styleId="InformationTok">
+      <w:shd w:fill="f1f3f5" w:val="clear"/>
+    </w:rPr>
+  </w:style>
+  <w:style w:customStyle="1" w:styleId="InformationTok" w:type="character">
     <w:name w:val="InformationTok"/>
     <w:basedOn w:val="VerbatimChar"/>
     <w:rPr>
       <w:color w:val="5e5e5e"/>
-      <w:shd w:val="clear" w:fill="f1f3f5"/>
-    </w:rPr>
-  </w:style>
-  <w:style w:type="character" w:customStyle="1" w:styleId="WarningTok">
+      <w:shd w:fill="f1f3f5" w:val="clear"/>
+    </w:rPr>
+  </w:style>
+  <w:style w:customStyle="1" w:styleId="WarningTok" w:type="character">
     <w:name w:val="WarningTok"/>
     <w:basedOn w:val="VerbatimChar"/>
     <w:rPr>
       <w:i/>
       <w:color w:val="5e5e5e"/>
-      <w:shd w:val="clear" w:fill="f1f3f5"/>
-    </w:rPr>
-  </w:style>
-  <w:style w:type="character" w:customStyle="1" w:styleId="AlertTok">
+      <w:shd w:fill="f1f3f5" w:val="clear"/>
+    </w:rPr>
+  </w:style>
+  <w:style w:customStyle="1" w:styleId="AlertTok" w:type="character">
     <w:name w:val="AlertTok"/>
     <w:basedOn w:val="VerbatimChar"/>
     <w:rPr>
       <w:color w:val="ad0000"/>
-      <w:shd w:val="clear" w:fill="f1f3f5"/>
-    </w:rPr>
-  </w:style>
-  <w:style w:type="character" w:customStyle="1" w:styleId="ErrorTok">
+      <w:shd w:fill="f1f3f5" w:val="clear"/>
+    </w:rPr>
+  </w:style>
+  <w:style w:customStyle="1" w:styleId="ErrorTok" w:type="character">
     <w:name w:val="ErrorTok"/>
     <w:basedOn w:val="VerbatimChar"/>
     <w:rPr>
       <w:color w:val="ad0000"/>
-      <w:shd w:val="clear" w:fill="f1f3f5"/>
-    </w:rPr>
-  </w:style>
-  <w:style w:type="character" w:customStyle="1" w:styleId="NormalTok">
+      <w:shd w:fill="f1f3f5" w:val="clear"/>
+    </w:rPr>
+  </w:style>
+  <w:style w:customStyle="1" w:styleId="NormalTok" w:type="character">
     <w:name w:val="NormalTok"/>
     <w:basedOn w:val="VerbatimChar"/>
     <w:rPr>
       <w:color w:val="003b4f"/>
-      <w:shd w:val="clear" w:fill="f1f3f5"/>
+      <w:shd w:fill="f1f3f5" w:val="clear"/>
     </w:rPr>
   </w:style>
 </w:styles>
@@ -1360,7 +1358,7 @@
     </a:clrScheme>
     <a:fontScheme name="Office">
       <a:majorFont>
-        <a:latin typeface="Aptos Display" panose="02110004020202020204"/>
+        <a:latin typeface="Times New Roman" panose="02110004020202020204"/>
         <a:ea typeface=""/>
         <a:cs typeface=""/>
         <a:font script="Jpan" typeface="游ゴシック Light"/>
@@ -1412,7 +1410,7 @@
         <a:font script="Tfng" typeface="Ebrima"/>
       </a:majorFont>
       <a:minorFont>
-        <a:latin typeface="Aptos" panose="02110004020202020204"/>
+        <a:latin typeface="Times New Roman" panose="02110004020202020204"/>
         <a:ea typeface=""/>
         <a:cs typeface=""/>
         <a:font script="Jpan" typeface="游明朝"/>
